--- a/backend-exhibits/Box to ShareFile Standard Plan - Standard Not Include.docx
+++ b/backend-exhibits/Box to ShareFile Standard Plan - Standard Not Include.docx
@@ -45,14 +45,14 @@
               <w:ind w:right="15"/>
               <w:jc w:val="center"/>
               <w:rPr>
-                <w:rFonts w:ascii="Arial" w:hAnsi="Arial" w:cs="Arial"/>
-                <w:sz w:val="21"/>
-                <w:szCs w:val="21"/>
-              </w:rPr>
-            </w:pPr>
-            <w:r>
-              <w:rPr>
-                <w:rFonts w:ascii="Arial" w:eastAsia="Arial" w:hAnsi="Arial" w:cs="Arial"/>
+                <w:rFonts w:ascii="Arial" w:hAnsi="Arial" w:cs="Arial" w:eastAsia="Arial"/>
+                <w:sz w:val="21"/>
+                <w:szCs w:val="21"/>
+              </w:rPr>
+            </w:pPr>
+            <w:r>
+              <w:rPr>
+                <w:rFonts w:ascii="Arial" w:hAnsi="Arial" w:cs="Arial" w:eastAsia="Arial"/>
                 <w:b/>
                 <w:sz w:val="21"/>
                 <w:szCs w:val="21"/>
@@ -80,14 +80,14 @@
             <w:pPr>
               <w:ind w:left="3"/>
               <w:rPr>
-                <w:rFonts w:ascii="Arial" w:hAnsi="Arial" w:cs="Arial"/>
-                <w:sz w:val="21"/>
-                <w:szCs w:val="21"/>
-              </w:rPr>
-            </w:pPr>
-            <w:r>
-              <w:rPr>
-                <w:rFonts w:ascii="Arial" w:eastAsia="Arial" w:hAnsi="Arial" w:cs="Arial"/>
+                <w:rFonts w:ascii="Arial" w:hAnsi="Arial" w:cs="Arial" w:eastAsia="Arial"/>
+                <w:sz w:val="21"/>
+                <w:szCs w:val="21"/>
+              </w:rPr>
+            </w:pPr>
+            <w:r>
+              <w:rPr>
+                <w:rFonts w:ascii="Arial" w:hAnsi="Arial" w:cs="Arial" w:eastAsia="Arial"/>
                 <w:b/>
                 <w:sz w:val="21"/>
                 <w:szCs w:val="21"/>
@@ -99,14 +99,14 @@
             <w:pPr>
               <w:ind w:left="3"/>
               <w:rPr>
-                <w:rFonts w:ascii="Arial" w:hAnsi="Arial" w:cs="Arial"/>
-                <w:sz w:val="21"/>
-                <w:szCs w:val="21"/>
-              </w:rPr>
-            </w:pPr>
-            <w:r>
-              <w:rPr>
-                <w:rFonts w:ascii="Arial" w:eastAsia="Arial" w:hAnsi="Arial" w:cs="Arial"/>
+                <w:rFonts w:ascii="Arial" w:hAnsi="Arial" w:cs="Arial" w:eastAsia="Arial"/>
+                <w:sz w:val="21"/>
+                <w:szCs w:val="21"/>
+              </w:rPr>
+            </w:pPr>
+            <w:r>
+              <w:rPr>
+                <w:rFonts w:ascii="Arial" w:hAnsi="Arial" w:cs="Arial" w:eastAsia="Arial"/>
                 <w:b/>
                 <w:sz w:val="21"/>
                 <w:szCs w:val="21"/>
@@ -128,7 +128,7 @@
           <w:p>
             <w:pPr>
               <w:rPr>
-                <w:rFonts w:ascii="Arial" w:hAnsi="Arial" w:cs="Arial"/>
+                <w:rFonts w:ascii="Arial" w:hAnsi="Arial" w:cs="Arial" w:eastAsia="Arial"/>
                 <w:sz w:val="21"/>
                 <w:szCs w:val="21"/>
               </w:rPr>
@@ -136,7 +136,7 @@
             <w:proofErr w:type="spellStart"/>
             <w:r>
               <w:rPr>
-                <w:rFonts w:ascii="Arial" w:eastAsia="Arial" w:hAnsi="Arial" w:cs="Arial"/>
+                <w:rFonts w:ascii="Arial" w:hAnsi="Arial" w:cs="Arial" w:eastAsia="Arial"/>
                 <w:sz w:val="21"/>
                 <w:szCs w:val="21"/>
               </w:rPr>
@@ -145,7 +145,7 @@
             <w:proofErr w:type="spellEnd"/>
             <w:r>
               <w:rPr>
-                <w:rFonts w:ascii="Arial" w:eastAsia="Arial" w:hAnsi="Arial" w:cs="Arial"/>
+                <w:rFonts w:ascii="Arial" w:hAnsi="Arial" w:cs="Arial" w:eastAsia="Arial"/>
                 <w:sz w:val="21"/>
                 <w:szCs w:val="21"/>
               </w:rPr>
@@ -172,14 +172,14 @@
             <w:pPr>
               <w:ind w:left="3"/>
               <w:rPr>
-                <w:rFonts w:ascii="Arial" w:hAnsi="Arial" w:cs="Arial"/>
-                <w:sz w:val="21"/>
-                <w:szCs w:val="21"/>
-              </w:rPr>
-            </w:pPr>
-            <w:r>
-              <w:rPr>
-                <w:rFonts w:ascii="Arial" w:eastAsia="Arial" w:hAnsi="Arial" w:cs="Arial"/>
+                <w:rFonts w:ascii="Arial" w:hAnsi="Arial" w:cs="Arial" w:eastAsia="Arial"/>
+                <w:sz w:val="21"/>
+                <w:szCs w:val="21"/>
+              </w:rPr>
+            </w:pPr>
+            <w:r>
+              <w:rPr>
+                <w:rFonts w:ascii="Arial" w:hAnsi="Arial" w:cs="Arial" w:eastAsia="Arial"/>
                 <w:b/>
                 <w:sz w:val="21"/>
                 <w:szCs w:val="21"/>
@@ -201,7 +201,7 @@
           <w:p>
             <w:pPr>
               <w:rPr>
-                <w:rFonts w:ascii="Arial" w:hAnsi="Arial" w:cs="Arial"/>
+                <w:rFonts w:ascii="Arial" w:hAnsi="Arial" w:cs="Arial" w:eastAsia="Arial"/>
                 <w:sz w:val="21"/>
                 <w:szCs w:val="21"/>
               </w:rPr>
@@ -209,7 +209,7 @@
             <w:proofErr w:type="spellStart"/>
             <w:r>
               <w:rPr>
-                <w:rFonts w:ascii="Arial" w:eastAsia="Arial" w:hAnsi="Arial" w:cs="Arial"/>
+                <w:rFonts w:ascii="Arial" w:hAnsi="Arial" w:cs="Arial" w:eastAsia="Arial"/>
                 <w:sz w:val="21"/>
                 <w:szCs w:val="21"/>
               </w:rPr>
@@ -218,7 +218,7 @@
             <w:proofErr w:type="spellEnd"/>
             <w:r>
               <w:rPr>
-                <w:rFonts w:ascii="Arial" w:eastAsia="Arial" w:hAnsi="Arial" w:cs="Arial"/>
+                <w:rFonts w:ascii="Arial" w:hAnsi="Arial" w:cs="Arial" w:eastAsia="Arial"/>
                 <w:sz w:val="21"/>
                 <w:szCs w:val="21"/>
               </w:rPr>
@@ -246,14 +246,14 @@
               <w:spacing w:after="9"/>
               <w:ind w:left="3"/>
               <w:rPr>
-                <w:rFonts w:ascii="Arial" w:hAnsi="Arial" w:cs="Arial"/>
-                <w:sz w:val="21"/>
-                <w:szCs w:val="21"/>
-              </w:rPr>
-            </w:pPr>
-            <w:r>
-              <w:rPr>
-                <w:rFonts w:ascii="Arial" w:eastAsia="Arial" w:hAnsi="Arial" w:cs="Arial"/>
+                <w:rFonts w:ascii="Arial" w:hAnsi="Arial" w:cs="Arial" w:eastAsia="Arial"/>
+                <w:sz w:val="21"/>
+                <w:szCs w:val="21"/>
+              </w:rPr>
+            </w:pPr>
+            <w:r>
+              <w:rPr>
+                <w:rFonts w:ascii="Arial" w:hAnsi="Arial" w:cs="Arial" w:eastAsia="Arial"/>
                 <w:b/>
                 <w:sz w:val="21"/>
                 <w:szCs w:val="21"/>
@@ -265,14 +265,14 @@
             <w:pPr>
               <w:ind w:left="3"/>
               <w:rPr>
-                <w:rFonts w:ascii="Arial" w:hAnsi="Arial" w:cs="Arial"/>
-                <w:sz w:val="21"/>
-                <w:szCs w:val="21"/>
-              </w:rPr>
-            </w:pPr>
-            <w:r>
-              <w:rPr>
-                <w:rFonts w:ascii="Arial" w:eastAsia="Arial" w:hAnsi="Arial" w:cs="Arial"/>
+                <w:rFonts w:ascii="Arial" w:hAnsi="Arial" w:cs="Arial" w:eastAsia="Arial"/>
+                <w:sz w:val="21"/>
+                <w:szCs w:val="21"/>
+              </w:rPr>
+            </w:pPr>
+            <w:r>
+              <w:rPr>
+                <w:rFonts w:ascii="Arial" w:hAnsi="Arial" w:cs="Arial" w:eastAsia="Arial"/>
                 <w:b/>
                 <w:sz w:val="21"/>
                 <w:szCs w:val="21"/>
@@ -294,7 +294,7 @@
           <w:p>
             <w:pPr>
               <w:rPr>
-                <w:rFonts w:ascii="Arial" w:hAnsi="Arial" w:cs="Arial"/>
+                <w:rFonts w:ascii="Arial" w:hAnsi="Arial" w:cs="Arial" w:eastAsia="Arial"/>
                 <w:sz w:val="21"/>
                 <w:szCs w:val="21"/>
               </w:rPr>
@@ -302,7 +302,7 @@
             <w:proofErr w:type="spellStart"/>
             <w:r>
               <w:rPr>
-                <w:rFonts w:ascii="Arial" w:eastAsia="Arial" w:hAnsi="Arial" w:cs="Arial"/>
+                <w:rFonts w:ascii="Arial" w:hAnsi="Arial" w:cs="Arial" w:eastAsia="Arial"/>
                 <w:sz w:val="21"/>
                 <w:szCs w:val="21"/>
               </w:rPr>
@@ -311,7 +311,7 @@
             <w:proofErr w:type="spellEnd"/>
             <w:r>
               <w:rPr>
-                <w:rFonts w:ascii="Arial" w:eastAsia="Arial" w:hAnsi="Arial" w:cs="Arial"/>
+                <w:rFonts w:ascii="Arial" w:hAnsi="Arial" w:cs="Arial" w:eastAsia="Arial"/>
                 <w:sz w:val="21"/>
                 <w:szCs w:val="21"/>
               </w:rPr>
@@ -338,14 +338,14 @@
             <w:pPr>
               <w:ind w:left="3"/>
               <w:rPr>
-                <w:rFonts w:ascii="Arial" w:hAnsi="Arial" w:cs="Arial"/>
-                <w:sz w:val="21"/>
-                <w:szCs w:val="21"/>
-              </w:rPr>
-            </w:pPr>
-            <w:r>
-              <w:rPr>
-                <w:rFonts w:ascii="Arial" w:eastAsia="Arial" w:hAnsi="Arial" w:cs="Arial"/>
+                <w:rFonts w:ascii="Arial" w:hAnsi="Arial" w:cs="Arial" w:eastAsia="Arial"/>
+                <w:sz w:val="21"/>
+                <w:szCs w:val="21"/>
+              </w:rPr>
+            </w:pPr>
+            <w:r>
+              <w:rPr>
+                <w:rFonts w:ascii="Arial" w:hAnsi="Arial" w:cs="Arial" w:eastAsia="Arial"/>
                 <w:b/>
                 <w:sz w:val="21"/>
                 <w:szCs w:val="21"/>
@@ -367,7 +367,7 @@
           <w:p>
             <w:pPr>
               <w:rPr>
-                <w:rFonts w:ascii="Arial" w:hAnsi="Arial" w:cs="Arial"/>
+                <w:rFonts w:ascii="Arial" w:hAnsi="Arial" w:cs="Arial" w:eastAsia="Arial"/>
                 <w:sz w:val="21"/>
                 <w:szCs w:val="21"/>
               </w:rPr>
@@ -375,7 +375,7 @@
             <w:proofErr w:type="spellStart"/>
             <w:r>
               <w:rPr>
-                <w:rFonts w:ascii="Arial" w:eastAsia="Arial" w:hAnsi="Arial" w:cs="Arial"/>
+                <w:rFonts w:ascii="Arial" w:hAnsi="Arial" w:cs="Arial" w:eastAsia="Arial"/>
                 <w:sz w:val="21"/>
                 <w:szCs w:val="21"/>
               </w:rPr>
@@ -384,7 +384,7 @@
             <w:proofErr w:type="spellEnd"/>
             <w:r>
               <w:rPr>
-                <w:rFonts w:ascii="Arial" w:eastAsia="Arial" w:hAnsi="Arial" w:cs="Arial"/>
+                <w:rFonts w:ascii="Arial" w:hAnsi="Arial" w:cs="Arial" w:eastAsia="Arial"/>
                 <w:sz w:val="21"/>
                 <w:szCs w:val="21"/>
               </w:rPr>
@@ -411,14 +411,14 @@
             <w:pPr>
               <w:ind w:left="3"/>
               <w:rPr>
-                <w:rFonts w:ascii="Arial" w:hAnsi="Arial" w:cs="Arial"/>
-                <w:sz w:val="21"/>
-                <w:szCs w:val="21"/>
-              </w:rPr>
-            </w:pPr>
-            <w:r>
-              <w:rPr>
-                <w:rFonts w:ascii="Arial" w:eastAsia="Arial" w:hAnsi="Arial" w:cs="Arial"/>
+                <w:rFonts w:ascii="Arial" w:hAnsi="Arial" w:cs="Arial" w:eastAsia="Arial"/>
+                <w:sz w:val="21"/>
+                <w:szCs w:val="21"/>
+              </w:rPr>
+            </w:pPr>
+            <w:r>
+              <w:rPr>
+                <w:rFonts w:ascii="Arial" w:hAnsi="Arial" w:cs="Arial" w:eastAsia="Arial"/>
                 <w:b/>
                 <w:sz w:val="21"/>
                 <w:szCs w:val="21"/>
@@ -440,14 +440,14 @@
           <w:p>
             <w:pPr>
               <w:rPr>
-                <w:rFonts w:ascii="Arial" w:hAnsi="Arial" w:cs="Arial"/>
-                <w:sz w:val="21"/>
-                <w:szCs w:val="21"/>
-              </w:rPr>
-            </w:pPr>
-            <w:r>
-              <w:rPr>
-                <w:rFonts w:ascii="Arial" w:eastAsia="Arial" w:hAnsi="Arial" w:cs="Arial"/>
+                <w:rFonts w:ascii="Arial" w:hAnsi="Arial" w:cs="Arial" w:eastAsia="Arial"/>
+                <w:sz w:val="21"/>
+                <w:szCs w:val="21"/>
+              </w:rPr>
+            </w:pPr>
+            <w:r>
+              <w:rPr>
+                <w:rFonts w:ascii="Arial" w:hAnsi="Arial" w:cs="Arial" w:eastAsia="Arial"/>
                 <w:sz w:val="21"/>
                 <w:szCs w:val="21"/>
               </w:rPr>
@@ -474,14 +474,14 @@
             <w:pPr>
               <w:ind w:left="3"/>
               <w:rPr>
-                <w:rFonts w:ascii="Arial" w:hAnsi="Arial" w:cs="Arial"/>
-                <w:sz w:val="21"/>
-                <w:szCs w:val="21"/>
-              </w:rPr>
-            </w:pPr>
-            <w:r>
-              <w:rPr>
-                <w:rFonts w:ascii="Arial" w:eastAsia="Arial" w:hAnsi="Arial" w:cs="Arial"/>
+                <w:rFonts w:ascii="Arial" w:hAnsi="Arial" w:cs="Arial" w:eastAsia="Arial"/>
+                <w:sz w:val="21"/>
+                <w:szCs w:val="21"/>
+              </w:rPr>
+            </w:pPr>
+            <w:r>
+              <w:rPr>
+                <w:rFonts w:ascii="Arial" w:hAnsi="Arial" w:cs="Arial" w:eastAsia="Arial"/>
                 <w:b/>
                 <w:sz w:val="21"/>
                 <w:szCs w:val="21"/>
@@ -503,7 +503,7 @@
           <w:p>
             <w:pPr>
               <w:rPr>
-                <w:rFonts w:ascii="Arial" w:hAnsi="Arial" w:cs="Arial"/>
+                <w:rFonts w:ascii="Arial" w:hAnsi="Arial" w:cs="Arial" w:eastAsia="Arial"/>
                 <w:sz w:val="21"/>
                 <w:szCs w:val="21"/>
               </w:rPr>
@@ -511,7 +511,7 @@
             <w:proofErr w:type="spellStart"/>
             <w:r>
               <w:rPr>
-                <w:rFonts w:ascii="Arial" w:eastAsia="Arial" w:hAnsi="Arial" w:cs="Arial"/>
+                <w:rFonts w:ascii="Arial" w:hAnsi="Arial" w:cs="Arial" w:eastAsia="Arial"/>
                 <w:sz w:val="21"/>
                 <w:szCs w:val="21"/>
               </w:rPr>
@@ -520,7 +520,7 @@
             <w:proofErr w:type="spellEnd"/>
             <w:r>
               <w:rPr>
-                <w:rFonts w:ascii="Arial" w:eastAsia="Arial" w:hAnsi="Arial" w:cs="Arial"/>
+                <w:rFonts w:ascii="Arial" w:hAnsi="Arial" w:cs="Arial" w:eastAsia="Arial"/>
                 <w:sz w:val="21"/>
                 <w:szCs w:val="21"/>
               </w:rPr>
@@ -548,14 +548,14 @@
             <w:pPr>
               <w:ind w:left="3"/>
               <w:rPr>
-                <w:rFonts w:ascii="Arial" w:hAnsi="Arial" w:cs="Arial"/>
-                <w:sz w:val="21"/>
-                <w:szCs w:val="21"/>
-              </w:rPr>
-            </w:pPr>
-            <w:r>
-              <w:rPr>
-                <w:rFonts w:ascii="Arial" w:eastAsia="Arial" w:hAnsi="Arial" w:cs="Arial"/>
+                <w:rFonts w:ascii="Arial" w:hAnsi="Arial" w:cs="Arial" w:eastAsia="Arial"/>
+                <w:sz w:val="21"/>
+                <w:szCs w:val="21"/>
+              </w:rPr>
+            </w:pPr>
+            <w:r>
+              <w:rPr>
+                <w:rFonts w:ascii="Arial" w:hAnsi="Arial" w:cs="Arial" w:eastAsia="Arial"/>
                 <w:b/>
                 <w:sz w:val="21"/>
                 <w:szCs w:val="21"/>
@@ -567,14 +567,14 @@
             <w:pPr>
               <w:ind w:left="3"/>
               <w:rPr>
-                <w:rFonts w:ascii="Arial" w:hAnsi="Arial" w:cs="Arial"/>
-                <w:sz w:val="21"/>
-                <w:szCs w:val="21"/>
-              </w:rPr>
-            </w:pPr>
-            <w:r>
-              <w:rPr>
-                <w:rFonts w:ascii="Arial" w:eastAsia="Arial" w:hAnsi="Arial" w:cs="Arial"/>
+                <w:rFonts w:ascii="Arial" w:hAnsi="Arial" w:cs="Arial" w:eastAsia="Arial"/>
+                <w:sz w:val="21"/>
+                <w:szCs w:val="21"/>
+              </w:rPr>
+            </w:pPr>
+            <w:r>
+              <w:rPr>
+                <w:rFonts w:ascii="Arial" w:hAnsi="Arial" w:cs="Arial" w:eastAsia="Arial"/>
                 <w:sz w:val="21"/>
                 <w:szCs w:val="21"/>
               </w:rPr>
@@ -595,14 +595,14 @@
           <w:p>
             <w:pPr>
               <w:rPr>
-                <w:rFonts w:ascii="Arial" w:hAnsi="Arial" w:cs="Arial"/>
-                <w:sz w:val="21"/>
-                <w:szCs w:val="21"/>
-              </w:rPr>
-            </w:pPr>
-            <w:r>
-              <w:rPr>
-                <w:rFonts w:ascii="Arial" w:eastAsia="Arial" w:hAnsi="Arial" w:cs="Arial"/>
+                <w:rFonts w:ascii="Arial" w:hAnsi="Arial" w:cs="Arial" w:eastAsia="Arial"/>
+                <w:sz w:val="21"/>
+                <w:szCs w:val="21"/>
+              </w:rPr>
+            </w:pPr>
+            <w:r>
+              <w:rPr>
+                <w:rFonts w:ascii="Arial" w:hAnsi="Arial" w:cs="Arial" w:eastAsia="Arial"/>
                 <w:sz w:val="21"/>
                 <w:szCs w:val="21"/>
               </w:rPr>
@@ -629,14 +629,14 @@
             <w:pPr>
               <w:ind w:left="3"/>
               <w:rPr>
-                <w:rFonts w:ascii="Arial" w:hAnsi="Arial" w:cs="Arial"/>
-                <w:sz w:val="21"/>
-                <w:szCs w:val="21"/>
-              </w:rPr>
-            </w:pPr>
-            <w:r>
-              <w:rPr>
-                <w:rFonts w:ascii="Arial" w:eastAsia="Arial" w:hAnsi="Arial" w:cs="Arial"/>
+                <w:rFonts w:ascii="Arial" w:hAnsi="Arial" w:cs="Arial" w:eastAsia="Arial"/>
+                <w:sz w:val="21"/>
+                <w:szCs w:val="21"/>
+              </w:rPr>
+            </w:pPr>
+            <w:r>
+              <w:rPr>
+                <w:rFonts w:ascii="Arial" w:hAnsi="Arial" w:cs="Arial" w:eastAsia="Arial"/>
                 <w:b/>
                 <w:sz w:val="21"/>
                 <w:szCs w:val="21"/>
@@ -658,14 +658,14 @@
           <w:p>
             <w:pPr>
               <w:rPr>
-                <w:rFonts w:ascii="Arial" w:hAnsi="Arial" w:cs="Arial"/>
-                <w:sz w:val="21"/>
-                <w:szCs w:val="21"/>
-              </w:rPr>
-            </w:pPr>
-            <w:r>
-              <w:rPr>
-                <w:rFonts w:ascii="Arial" w:eastAsia="Arial" w:hAnsi="Arial" w:cs="Arial"/>
+                <w:rFonts w:ascii="Arial" w:hAnsi="Arial" w:cs="Arial" w:eastAsia="Arial"/>
+                <w:sz w:val="21"/>
+                <w:szCs w:val="21"/>
+              </w:rPr>
+            </w:pPr>
+            <w:r>
+              <w:rPr>
+                <w:rFonts w:ascii="Arial" w:hAnsi="Arial" w:cs="Arial" w:eastAsia="Arial"/>
                 <w:sz w:val="21"/>
                 <w:szCs w:val="21"/>
               </w:rPr>
@@ -692,14 +692,14 @@
             <w:pPr>
               <w:ind w:left="3"/>
               <w:rPr>
-                <w:rFonts w:ascii="Arial" w:hAnsi="Arial" w:cs="Arial"/>
-                <w:sz w:val="21"/>
-                <w:szCs w:val="21"/>
-              </w:rPr>
-            </w:pPr>
-            <w:r>
-              <w:rPr>
-                <w:rFonts w:ascii="Arial" w:eastAsia="Arial" w:hAnsi="Arial" w:cs="Arial"/>
+                <w:rFonts w:ascii="Arial" w:hAnsi="Arial" w:cs="Arial" w:eastAsia="Arial"/>
+                <w:sz w:val="21"/>
+                <w:szCs w:val="21"/>
+              </w:rPr>
+            </w:pPr>
+            <w:r>
+              <w:rPr>
+                <w:rFonts w:ascii="Arial" w:hAnsi="Arial" w:cs="Arial" w:eastAsia="Arial"/>
                 <w:b/>
                 <w:sz w:val="21"/>
                 <w:szCs w:val="21"/>
@@ -721,14 +721,14 @@
           <w:p>
             <w:pPr>
               <w:rPr>
-                <w:rFonts w:ascii="Arial" w:hAnsi="Arial" w:cs="Arial"/>
-                <w:sz w:val="21"/>
-                <w:szCs w:val="21"/>
-              </w:rPr>
-            </w:pPr>
-            <w:r>
-              <w:rPr>
-                <w:rFonts w:ascii="Arial" w:eastAsia="Arial" w:hAnsi="Arial" w:cs="Arial"/>
+                <w:rFonts w:ascii="Arial" w:hAnsi="Arial" w:cs="Arial" w:eastAsia="Arial"/>
+                <w:sz w:val="21"/>
+                <w:szCs w:val="21"/>
+              </w:rPr>
+            </w:pPr>
+            <w:r>
+              <w:rPr>
+                <w:rFonts w:ascii="Arial" w:hAnsi="Arial" w:cs="Arial" w:eastAsia="Arial"/>
                 <w:sz w:val="21"/>
                 <w:szCs w:val="21"/>
               </w:rPr>
@@ -757,14 +757,14 @@
               <w:spacing w:after="13"/>
               <w:ind w:left="3"/>
               <w:rPr>
-                <w:rFonts w:ascii="Arial" w:hAnsi="Arial" w:cs="Arial"/>
-                <w:sz w:val="21"/>
-                <w:szCs w:val="21"/>
-              </w:rPr>
-            </w:pPr>
-            <w:r>
-              <w:rPr>
-                <w:rFonts w:ascii="Arial" w:eastAsia="Arial" w:hAnsi="Arial" w:cs="Arial"/>
+                <w:rFonts w:ascii="Arial" w:hAnsi="Arial" w:cs="Arial" w:eastAsia="Arial"/>
+                <w:sz w:val="21"/>
+                <w:szCs w:val="21"/>
+              </w:rPr>
+            </w:pPr>
+            <w:r>
+              <w:rPr>
+                <w:rFonts w:ascii="Arial" w:hAnsi="Arial" w:cs="Arial" w:eastAsia="Arial"/>
                 <w:sz w:val="21"/>
                 <w:szCs w:val="21"/>
               </w:rPr>
@@ -775,14 +775,14 @@
             <w:pPr>
               <w:ind w:left="3"/>
               <w:rPr>
-                <w:rFonts w:ascii="Arial" w:hAnsi="Arial" w:cs="Arial"/>
-                <w:sz w:val="21"/>
-                <w:szCs w:val="21"/>
-              </w:rPr>
-            </w:pPr>
-            <w:r>
-              <w:rPr>
-                <w:rFonts w:ascii="Arial" w:eastAsia="Arial" w:hAnsi="Arial" w:cs="Arial"/>
+                <w:rFonts w:ascii="Arial" w:hAnsi="Arial" w:cs="Arial" w:eastAsia="Arial"/>
+                <w:sz w:val="21"/>
+                <w:szCs w:val="21"/>
+              </w:rPr>
+            </w:pPr>
+            <w:r>
+              <w:rPr>
+                <w:rFonts w:ascii="Arial" w:hAnsi="Arial" w:cs="Arial" w:eastAsia="Arial"/>
                 <w:b/>
                 <w:sz w:val="21"/>
                 <w:szCs w:val="21"/>
@@ -794,14 +794,14 @@
             <w:pPr>
               <w:ind w:left="3"/>
               <w:rPr>
-                <w:rFonts w:ascii="Arial" w:hAnsi="Arial" w:cs="Arial"/>
-                <w:sz w:val="21"/>
-                <w:szCs w:val="21"/>
-              </w:rPr>
-            </w:pPr>
-            <w:r>
-              <w:rPr>
-                <w:rFonts w:ascii="Arial" w:eastAsia="Arial" w:hAnsi="Arial" w:cs="Arial"/>
+                <w:rFonts w:ascii="Arial" w:hAnsi="Arial" w:cs="Arial" w:eastAsia="Arial"/>
+                <w:sz w:val="21"/>
+                <w:szCs w:val="21"/>
+              </w:rPr>
+            </w:pPr>
+            <w:r>
+              <w:rPr>
+                <w:rFonts w:ascii="Arial" w:hAnsi="Arial" w:cs="Arial" w:eastAsia="Arial"/>
                 <w:sz w:val="21"/>
                 <w:szCs w:val="21"/>
               </w:rPr>
@@ -822,14 +822,14 @@
           <w:p>
             <w:pPr>
               <w:rPr>
-                <w:rFonts w:ascii="Arial" w:hAnsi="Arial" w:cs="Arial"/>
-                <w:sz w:val="21"/>
-                <w:szCs w:val="21"/>
-              </w:rPr>
-            </w:pPr>
-            <w:r>
-              <w:rPr>
-                <w:rFonts w:ascii="Arial" w:eastAsia="Arial" w:hAnsi="Arial" w:cs="Arial"/>
+                <w:rFonts w:ascii="Arial" w:hAnsi="Arial" w:cs="Arial" w:eastAsia="Arial"/>
+                <w:sz w:val="21"/>
+                <w:szCs w:val="21"/>
+              </w:rPr>
+            </w:pPr>
+            <w:r>
+              <w:rPr>
+                <w:rFonts w:ascii="Arial" w:hAnsi="Arial" w:cs="Arial" w:eastAsia="Arial"/>
                 <w:sz w:val="21"/>
                 <w:szCs w:val="21"/>
               </w:rPr>
@@ -856,14 +856,14 @@
             <w:pPr>
               <w:ind w:left="3"/>
               <w:rPr>
-                <w:rFonts w:ascii="Arial" w:hAnsi="Arial" w:cs="Arial"/>
-                <w:sz w:val="21"/>
-                <w:szCs w:val="21"/>
-              </w:rPr>
-            </w:pPr>
-            <w:r>
-              <w:rPr>
-                <w:rFonts w:ascii="Arial" w:eastAsia="Arial" w:hAnsi="Arial" w:cs="Arial"/>
+                <w:rFonts w:ascii="Arial" w:hAnsi="Arial" w:cs="Arial" w:eastAsia="Arial"/>
+                <w:sz w:val="21"/>
+                <w:szCs w:val="21"/>
+              </w:rPr>
+            </w:pPr>
+            <w:r>
+              <w:rPr>
+                <w:rFonts w:ascii="Arial" w:hAnsi="Arial" w:cs="Arial" w:eastAsia="Arial"/>
                 <w:b/>
                 <w:sz w:val="21"/>
                 <w:szCs w:val="21"/>
@@ -885,14 +885,14 @@
           <w:p>
             <w:pPr>
               <w:rPr>
-                <w:rFonts w:ascii="Arial" w:hAnsi="Arial" w:cs="Arial"/>
-                <w:sz w:val="21"/>
-                <w:szCs w:val="21"/>
-              </w:rPr>
-            </w:pPr>
-            <w:r>
-              <w:rPr>
-                <w:rFonts w:ascii="Arial" w:eastAsia="Arial" w:hAnsi="Arial" w:cs="Arial"/>
+                <w:rFonts w:ascii="Arial" w:hAnsi="Arial" w:cs="Arial" w:eastAsia="Arial"/>
+                <w:sz w:val="21"/>
+                <w:szCs w:val="21"/>
+              </w:rPr>
+            </w:pPr>
+            <w:r>
+              <w:rPr>
+                <w:rFonts w:ascii="Arial" w:hAnsi="Arial" w:cs="Arial" w:eastAsia="Arial"/>
                 <w:sz w:val="21"/>
                 <w:szCs w:val="21"/>
               </w:rPr>
@@ -901,7 +901,7 @@
             <w:proofErr w:type="spellStart"/>
             <w:r>
               <w:rPr>
-                <w:rFonts w:ascii="Arial" w:eastAsia="Arial" w:hAnsi="Arial" w:cs="Arial"/>
+                <w:rFonts w:ascii="Arial" w:hAnsi="Arial" w:cs="Arial" w:eastAsia="Arial"/>
                 <w:sz w:val="21"/>
                 <w:szCs w:val="21"/>
               </w:rPr>
@@ -910,7 +910,7 @@
             <w:proofErr w:type="spellEnd"/>
             <w:r>
               <w:rPr>
-                <w:rFonts w:ascii="Arial" w:eastAsia="Arial" w:hAnsi="Arial" w:cs="Arial"/>
+                <w:rFonts w:ascii="Arial" w:hAnsi="Arial" w:cs="Arial" w:eastAsia="Arial"/>
                 <w:sz w:val="21"/>
                 <w:szCs w:val="21"/>
               </w:rPr>
@@ -937,14 +937,14 @@
             <w:pPr>
               <w:ind w:left="3"/>
               <w:rPr>
-                <w:rFonts w:ascii="Arial" w:hAnsi="Arial" w:cs="Arial"/>
-                <w:sz w:val="21"/>
-                <w:szCs w:val="21"/>
-              </w:rPr>
-            </w:pPr>
-            <w:r>
-              <w:rPr>
-                <w:rFonts w:ascii="Arial" w:eastAsia="Arial" w:hAnsi="Arial" w:cs="Arial"/>
+                <w:rFonts w:ascii="Arial" w:hAnsi="Arial" w:cs="Arial" w:eastAsia="Arial"/>
+                <w:sz w:val="21"/>
+                <w:szCs w:val="21"/>
+              </w:rPr>
+            </w:pPr>
+            <w:r>
+              <w:rPr>
+                <w:rFonts w:ascii="Arial" w:hAnsi="Arial" w:cs="Arial" w:eastAsia="Arial"/>
                 <w:b/>
                 <w:sz w:val="21"/>
                 <w:szCs w:val="21"/>
@@ -966,14 +966,14 @@
           <w:p>
             <w:pPr>
               <w:rPr>
-                <w:rFonts w:ascii="Arial" w:hAnsi="Arial" w:cs="Arial"/>
-                <w:sz w:val="21"/>
-                <w:szCs w:val="21"/>
-              </w:rPr>
-            </w:pPr>
-            <w:r>
-              <w:rPr>
-                <w:rFonts w:ascii="Arial" w:eastAsia="Arial" w:hAnsi="Arial" w:cs="Arial"/>
+                <w:rFonts w:ascii="Arial" w:hAnsi="Arial" w:cs="Arial" w:eastAsia="Arial"/>
+                <w:sz w:val="21"/>
+                <w:szCs w:val="21"/>
+              </w:rPr>
+            </w:pPr>
+            <w:r>
+              <w:rPr>
+                <w:rFonts w:ascii="Arial" w:hAnsi="Arial" w:cs="Arial" w:eastAsia="Arial"/>
                 <w:sz w:val="21"/>
                 <w:szCs w:val="21"/>
               </w:rPr>
@@ -1000,14 +1000,14 @@
             <w:pPr>
               <w:ind w:left="3"/>
               <w:rPr>
-                <w:rFonts w:ascii="Arial" w:hAnsi="Arial" w:cs="Arial"/>
-                <w:sz w:val="21"/>
-                <w:szCs w:val="21"/>
-              </w:rPr>
-            </w:pPr>
-            <w:r>
-              <w:rPr>
-                <w:rFonts w:ascii="Arial" w:eastAsia="Arial" w:hAnsi="Arial" w:cs="Arial"/>
+                <w:rFonts w:ascii="Arial" w:hAnsi="Arial" w:cs="Arial" w:eastAsia="Arial"/>
+                <w:sz w:val="21"/>
+                <w:szCs w:val="21"/>
+              </w:rPr>
+            </w:pPr>
+            <w:r>
+              <w:rPr>
+                <w:rFonts w:ascii="Arial" w:hAnsi="Arial" w:cs="Arial" w:eastAsia="Arial"/>
                 <w:b/>
                 <w:sz w:val="21"/>
                 <w:szCs w:val="21"/>
@@ -1029,7 +1029,7 @@
           <w:p>
             <w:pPr>
               <w:rPr>
-                <w:rFonts w:ascii="Arial" w:hAnsi="Arial" w:cs="Arial"/>
+                <w:rFonts w:ascii="Arial" w:hAnsi="Arial" w:cs="Arial" w:eastAsia="Arial"/>
                 <w:sz w:val="21"/>
                 <w:szCs w:val="21"/>
               </w:rPr>
@@ -1037,7 +1037,7 @@
             <w:proofErr w:type="spellStart"/>
             <w:r>
               <w:rPr>
-                <w:rFonts w:ascii="Arial" w:eastAsia="Arial" w:hAnsi="Arial" w:cs="Arial"/>
+                <w:rFonts w:ascii="Arial" w:hAnsi="Arial" w:cs="Arial" w:eastAsia="Arial"/>
                 <w:sz w:val="21"/>
                 <w:szCs w:val="21"/>
               </w:rPr>
@@ -1046,7 +1046,7 @@
             <w:proofErr w:type="spellEnd"/>
             <w:r>
               <w:rPr>
-                <w:rFonts w:ascii="Arial" w:eastAsia="Arial" w:hAnsi="Arial" w:cs="Arial"/>
+                <w:rFonts w:ascii="Arial" w:hAnsi="Arial" w:cs="Arial" w:eastAsia="Arial"/>
                 <w:sz w:val="21"/>
                 <w:szCs w:val="21"/>
               </w:rPr>
@@ -1073,14 +1073,14 @@
             <w:pPr>
               <w:ind w:left="3"/>
               <w:rPr>
-                <w:rFonts w:ascii="Arial" w:hAnsi="Arial" w:cs="Arial"/>
-                <w:sz w:val="21"/>
-                <w:szCs w:val="21"/>
-              </w:rPr>
-            </w:pPr>
-            <w:r>
-              <w:rPr>
-                <w:rFonts w:ascii="Arial" w:eastAsia="Arial" w:hAnsi="Arial" w:cs="Arial"/>
+                <w:rFonts w:ascii="Arial" w:hAnsi="Arial" w:cs="Arial" w:eastAsia="Arial"/>
+                <w:sz w:val="21"/>
+                <w:szCs w:val="21"/>
+              </w:rPr>
+            </w:pPr>
+            <w:r>
+              <w:rPr>
+                <w:rFonts w:ascii="Arial" w:hAnsi="Arial" w:cs="Arial" w:eastAsia="Arial"/>
                 <w:b/>
                 <w:sz w:val="21"/>
                 <w:szCs w:val="21"/>
@@ -1102,14 +1102,14 @@
           <w:p>
             <w:pPr>
               <w:rPr>
-                <w:rFonts w:ascii="Arial" w:hAnsi="Arial" w:cs="Arial"/>
-                <w:sz w:val="21"/>
-                <w:szCs w:val="21"/>
-              </w:rPr>
-            </w:pPr>
-            <w:r>
-              <w:rPr>
-                <w:rFonts w:ascii="Arial" w:eastAsia="Arial" w:hAnsi="Arial" w:cs="Arial"/>
+                <w:rFonts w:ascii="Arial" w:hAnsi="Arial" w:cs="Arial" w:eastAsia="Arial"/>
+                <w:sz w:val="21"/>
+                <w:szCs w:val="21"/>
+              </w:rPr>
+            </w:pPr>
+            <w:r>
+              <w:rPr>
+                <w:rFonts w:ascii="Arial" w:hAnsi="Arial" w:cs="Arial" w:eastAsia="Arial"/>
                 <w:sz w:val="21"/>
                 <w:szCs w:val="21"/>
               </w:rPr>
@@ -1136,14 +1136,14 @@
             <w:pPr>
               <w:ind w:left="3"/>
               <w:rPr>
-                <w:rFonts w:ascii="Arial" w:hAnsi="Arial" w:cs="Arial"/>
-                <w:sz w:val="21"/>
-                <w:szCs w:val="21"/>
-              </w:rPr>
-            </w:pPr>
-            <w:r>
-              <w:rPr>
-                <w:rFonts w:ascii="Arial" w:eastAsia="Arial" w:hAnsi="Arial" w:cs="Arial"/>
+                <w:rFonts w:ascii="Arial" w:hAnsi="Arial" w:cs="Arial" w:eastAsia="Arial"/>
+                <w:sz w:val="21"/>
+                <w:szCs w:val="21"/>
+              </w:rPr>
+            </w:pPr>
+            <w:r>
+              <w:rPr>
+                <w:rFonts w:ascii="Arial" w:hAnsi="Arial" w:cs="Arial" w:eastAsia="Arial"/>
                 <w:b/>
                 <w:sz w:val="21"/>
                 <w:szCs w:val="21"/>
@@ -1165,14 +1165,14 @@
           <w:p>
             <w:pPr>
               <w:rPr>
-                <w:rFonts w:ascii="Arial" w:hAnsi="Arial" w:cs="Arial"/>
-                <w:sz w:val="21"/>
-                <w:szCs w:val="21"/>
-              </w:rPr>
-            </w:pPr>
-            <w:r>
-              <w:rPr>
-                <w:rFonts w:ascii="Arial" w:eastAsia="Arial" w:hAnsi="Arial" w:cs="Arial"/>
+                <w:rFonts w:ascii="Arial" w:hAnsi="Arial" w:cs="Arial" w:eastAsia="Arial"/>
+                <w:sz w:val="21"/>
+                <w:szCs w:val="21"/>
+              </w:rPr>
+            </w:pPr>
+            <w:r>
+              <w:rPr>
+                <w:rFonts w:ascii="Arial" w:hAnsi="Arial" w:cs="Arial" w:eastAsia="Arial"/>
                 <w:sz w:val="21"/>
                 <w:szCs w:val="21"/>
               </w:rPr>
@@ -1199,14 +1199,14 @@
             <w:pPr>
               <w:ind w:left="3"/>
               <w:rPr>
-                <w:rFonts w:ascii="Arial" w:hAnsi="Arial" w:cs="Arial"/>
-                <w:sz w:val="21"/>
-                <w:szCs w:val="21"/>
-              </w:rPr>
-            </w:pPr>
-            <w:r>
-              <w:rPr>
-                <w:rFonts w:ascii="Arial" w:eastAsia="Arial" w:hAnsi="Arial" w:cs="Arial"/>
+                <w:rFonts w:ascii="Arial" w:hAnsi="Arial" w:cs="Arial" w:eastAsia="Arial"/>
+                <w:sz w:val="21"/>
+                <w:szCs w:val="21"/>
+              </w:rPr>
+            </w:pPr>
+            <w:r>
+              <w:rPr>
+                <w:rFonts w:ascii="Arial" w:hAnsi="Arial" w:cs="Arial" w:eastAsia="Arial"/>
                 <w:b/>
                 <w:sz w:val="21"/>
                 <w:szCs w:val="21"/>
@@ -1228,14 +1228,14 @@
           <w:p>
             <w:pPr>
               <w:rPr>
-                <w:rFonts w:ascii="Arial" w:hAnsi="Arial" w:cs="Arial"/>
-                <w:sz w:val="21"/>
-                <w:szCs w:val="21"/>
-              </w:rPr>
-            </w:pPr>
-            <w:r>
-              <w:rPr>
-                <w:rFonts w:ascii="Arial" w:eastAsia="Arial" w:hAnsi="Arial" w:cs="Arial"/>
+                <w:rFonts w:ascii="Arial" w:hAnsi="Arial" w:cs="Arial" w:eastAsia="Arial"/>
+                <w:sz w:val="21"/>
+                <w:szCs w:val="21"/>
+              </w:rPr>
+            </w:pPr>
+            <w:r>
+              <w:rPr>
+                <w:rFonts w:ascii="Arial" w:hAnsi="Arial" w:cs="Arial" w:eastAsia="Arial"/>
                 <w:sz w:val="21"/>
                 <w:szCs w:val="21"/>
               </w:rPr>
@@ -1260,10 +1260,10 @@
   <w:docDefaults>
     <w:rPrDefault>
       <w:rPr>
-        <w:rFonts w:asciiTheme="minorHAnsi" w:eastAsiaTheme="minorEastAsia" w:hAnsiTheme="minorHAnsi" w:cstheme="minorBidi"/>
+        <w:rFonts w:ascii="Arial" w:hAnsi="Arial" w:cs="Arial" w:eastAsia="Arial"/>
         <w:kern w:val="2"/>
-        <w:sz w:val="24"/>
-        <w:szCs w:val="24"/>
+        <w:sz w:val="21"/>
+        <w:szCs w:val="21"/>
         <w:lang w:val="en-IN" w:eastAsia="en-IN" w:bidi="ar-SA"/>
         <w14:ligatures w14:val="standardContextual"/>
       </w:rPr>
@@ -1659,9 +1659,9 @@
       <w:spacing w:line="259" w:lineRule="auto"/>
     </w:pPr>
     <w:rPr>
-      <w:rFonts w:ascii="Calibri" w:eastAsia="Calibri" w:hAnsi="Calibri" w:cs="Calibri"/>
+      <w:rFonts w:ascii="Arial" w:hAnsi="Arial" w:cs="Arial" w:eastAsia="Arial"/>
       <w:color w:val="000000"/>
-      <w:sz w:val="22"/>
+      <w:sz w:val="21"/>
     </w:rPr>
   </w:style>
   <w:style w:type="character" w:default="1" w:styleId="DefaultParagraphFont">
